--- a/4рспсп/1 Создание видео.docx
+++ b/4рспсп/1 Создание видео.docx
@@ -740,27 +740,17 @@
           <w:i/>
           <w:sz w:val="28"/>
           <w:szCs w:val="28"/>
-          <w:lang w:val="en-US"/>
-        </w:rPr>
-        <w:t>Telegram</w:t>
-      </w:r>
-      <w:r>
-        <w:rPr>
-          <w:rFonts w:ascii="Times New Roman" w:hAnsi="Times New Roman" w:cs="Times New Roman"/>
-          <w:i/>
-          <w:sz w:val="28"/>
-          <w:szCs w:val="28"/>
-        </w:rPr>
-        <w:t>-</w:t>
-      </w:r>
-      <w:r>
-        <w:rPr>
-          <w:rFonts w:ascii="Times New Roman" w:hAnsi="Times New Roman" w:cs="Times New Roman"/>
-          <w:i/>
-          <w:sz w:val="28"/>
-          <w:szCs w:val="28"/>
-        </w:rPr>
-        <w:t xml:space="preserve">бота </w:t>
+        </w:rPr>
+        <w:t>ботов</w:t>
+      </w:r>
+      <w:r>
+        <w:rPr>
+          <w:rFonts w:ascii="Times New Roman" w:hAnsi="Times New Roman" w:cs="Times New Roman"/>
+          <w:i/>
+          <w:sz w:val="28"/>
+          <w:szCs w:val="28"/>
+        </w:rPr>
+        <w:t xml:space="preserve"> </w:t>
       </w:r>
       <w:r>
         <w:rPr>
@@ -1120,26 +1110,6 @@
           <w:lang w:eastAsia="en-US"/>
         </w:rPr>
         <w:t xml:space="preserve"> для генерации текста, который будет звучать в видео (например, с помощью </w:t>
-      </w:r>
-      <w:r>
-        <w:rPr>
-          <w:rFonts w:ascii="Times New Roman" w:eastAsiaTheme="minorHAnsi" w:hAnsi="Times New Roman" w:cs="Times New Roman"/>
-          <w:i/>
-          <w:sz w:val="28"/>
-          <w:szCs w:val="28"/>
-          <w:lang w:val="en-US" w:eastAsia="en-US"/>
-        </w:rPr>
-        <w:t>telegram</w:t>
-      </w:r>
-      <w:r>
-        <w:rPr>
-          <w:rFonts w:ascii="Times New Roman" w:eastAsiaTheme="minorHAnsi" w:hAnsi="Times New Roman" w:cs="Times New Roman"/>
-          <w:i/>
-          <w:sz w:val="28"/>
-          <w:szCs w:val="28"/>
-          <w:lang w:eastAsia="en-US"/>
-        </w:rPr>
-        <w:t xml:space="preserve">-бот </w:t>
       </w:r>
       <w:r>
         <w:rPr>
@@ -1599,6 +1569,7 @@
   <w:style w:type="paragraph" w:default="1" w:styleId="a">
     <w:name w:val="Normal"/>
     <w:qFormat/>
+    <w:rsid w:val="00017614"/>
   </w:style>
   <w:style w:type="character" w:default="1" w:styleId="a0">
     <w:name w:val="Default Paragraph Font"/>
